--- a/companies/saltmarsh-environmental/People/2015.08.07 - Onboarding - James Henderson.docx
+++ b/companies/saltmarsh-environmental/People/2015.08.07 - Onboarding - James Henderson.docx
@@ -7,27 +7,27 @@
         <w:pStyle w:val="Heading1"/>
       </w:pPr>
       <w:r>
-        <w:t>Onboarding Record: James Henderson</w:t>
+        <w:t>New Staff: James Henderson</w:t>
       </w:r>
     </w:p>
     <w:p>
       <w:r>
-        <w:t>We have been running our own sampling for some time now and carrying more of the laboratory coordination than a firm this size ought to carry between other duties. That is the reason for this hire. James Henderson joins the consulting group as an Environmental Scientist and takes the sampling programs: design, field execution, custody, and the reporting of what comes back. Welcome. He is not inheriting a mess, but he is inheriting a set of habits that were built by people doing the work in the gaps of other work, and he is expected to say so where they need replacing.</w:t>
+        <w:t>This note goes in the file to mark that James Henderson started with us on Monday as an Environmental Scientist. We do not hire often, and when we do it is because we have seen the work and not just the resume. James came to us out of Phase I assessment work, and what stood out was the discipline of it: findings that state what the record supports and then stop, without reaching for a conclusion the sources cannot hold. That is exactly the temper this firm runs on, and it is harder to teach than most people think.</w:t>
       </w:r>
     </w:p>
     <w:p>
       <w:r>
-        <w:t>Where he sits. James reports to me. On an engagement he takes the schedule from whoever is leading it, but the sampling design is his call and I expect him to defend it. If a scope commits us to a program he thinks will not answer the question, the time to say that is before the scope goes out, and he should assume he has standing to say it whether or not anyone asks. He will also be the firm's point of contact with the laboratory, which means the awkward telephone calls about a broken hold or a lost cooler are his to make and not to delegate upward.</w:t>
+        <w:t>He sits on the consulting side. His main charge will be our Phase I environmental site assessments, the deed-and-file research into what a property was used for and what that history might leave in the ground, paired with the site reconnaissance that either backs the record up or complicates it. It is patient, unglamorous work, and it often decides whether a client walks into a purchase with their eyes open. James reports to John Sanchez, our Senior Scientist, who will assign his first assessments and read every draft before it leaves the office.</w:t>
       </w:r>
     </w:p>
     <w:p>
       <w:r>
-        <w:t>First period. Health and safety orientation before any site visit; equipment and personal gear come from the office, so ask early. Beyond that, three things in the first weeks. Go through the standing custody forms and tell me what is wrong with them. Walk the laboratory arrangements end to end, including holding times and what we do when a courier misses a window on a Friday, and write down what you find. Sit with a completed monitoring file and read it the way a reviewer would, then tell me what a reviewer would be entitled to ask us that we could not currently answer. None of that is busywork. It is the cheapest time he will ever have to look at our practices from outside them, and it expires the moment he is busy. Time is coded to the engagement and turned in weekly.</w:t>
+        <w:t>A few things I want set down early, because they matter more here than the pace of the work. We write for a reviewer, not a reader, so an assessment should be clean, sourced, and cautious about what it infers. Where the record is thin, say so plainly; a well-placed hedge is a professional obligation in this trade, and I will never fault a finding for admitting the limits of what we know. What I will question, every time, is a conclusion the file underneath it does not carry.</w:t>
       </w:r>
     </w:p>
     <w:p>
       <w:r>
-        <w:t>What I expect. Method first, on the page and in the field. If a result arrives too clean, say so and explain why you doubt it rather than letting it into a table unremarked; a flagged result with an explanation is worth more to us than a tidy one we cannot account for. If a result is not usable, that is a sentence in the report, not a problem to be solved by silence. Qualifiers stay attached. Nothing goes out of here with a number in it that has not been checked, and on the sampling side you are now the one checking first and I am the one checking last.</w:t>
+        <w:t>For the first few weeks, John will keep James close to work already underway, so he learns how we source, cite, and archive before he carries an assessment alone. The reference files, the standing checklist we work a Phase I against, and our habits for keeping a clean chain from source to statement are all his to ask about, and he should ask early rather than guess. Say hello when you see him at the far desk. We are glad to have him.</w:t>
       </w:r>
     </w:p>
     <w:p>
